--- a/klagomål/A 39457-2023 FSC-klagomål.docx
+++ b/klagomål/A 39457-2023 FSC-klagomål.docx
@@ -755,7 +755,7 @@
     <w:r>
       <w:tab/>
       <w:tab/>
-      <w:t>2025-11-20</w:t>
+      <w:t>2025-11-21</w:t>
       <w:br/>
       <w:br/>
     </w:r>

--- a/klagomål/A 39457-2023 FSC-klagomål.docx
+++ b/klagomål/A 39457-2023 FSC-klagomål.docx
@@ -755,7 +755,7 @@
     <w:r>
       <w:tab/>
       <w:tab/>
-      <w:t>2025-11-21</w:t>
+      <w:t>2025-11-22</w:t>
       <w:br/>
       <w:br/>
     </w:r>

--- a/klagomål/A 39457-2023 FSC-klagomål.docx
+++ b/klagomål/A 39457-2023 FSC-klagomål.docx
@@ -755,7 +755,7 @@
     <w:r>
       <w:tab/>
       <w:tab/>
-      <w:t>2025-11-22</w:t>
+      <w:t>2025-11-23</w:t>
       <w:br/>
       <w:br/>
     </w:r>

--- a/klagomål/A 39457-2023 FSC-klagomål.docx
+++ b/klagomål/A 39457-2023 FSC-klagomål.docx
@@ -755,7 +755,7 @@
     <w:r>
       <w:tab/>
       <w:tab/>
-      <w:t>2025-11-23</w:t>
+      <w:t>2025-11-24</w:t>
       <w:br/>
       <w:br/>
     </w:r>

--- a/klagomål/A 39457-2023 FSC-klagomål.docx
+++ b/klagomål/A 39457-2023 FSC-klagomål.docx
@@ -755,7 +755,7 @@
     <w:r>
       <w:tab/>
       <w:tab/>
-      <w:t>2025-11-24</w:t>
+      <w:t>2025-11-25</w:t>
       <w:br/>
       <w:br/>
     </w:r>

--- a/klagomål/A 39457-2023 FSC-klagomål.docx
+++ b/klagomål/A 39457-2023 FSC-klagomål.docx
@@ -755,7 +755,7 @@
     <w:r>
       <w:tab/>
       <w:tab/>
-      <w:t>2025-11-25</w:t>
+      <w:t>2025-11-26</w:t>
       <w:br/>
       <w:br/>
     </w:r>

--- a/klagomål/A 39457-2023 FSC-klagomål.docx
+++ b/klagomål/A 39457-2023 FSC-klagomål.docx
@@ -755,7 +755,7 @@
     <w:r>
       <w:tab/>
       <w:tab/>
-      <w:t>2025-11-26</w:t>
+      <w:t>2025-11-27</w:t>
       <w:br/>
       <w:br/>
     </w:r>

--- a/klagomål/A 39457-2023 FSC-klagomål.docx
+++ b/klagomål/A 39457-2023 FSC-klagomål.docx
@@ -755,7 +755,7 @@
     <w:r>
       <w:tab/>
       <w:tab/>
-      <w:t>2025-11-27</w:t>
+      <w:t>2025-11-28</w:t>
       <w:br/>
       <w:br/>
     </w:r>

--- a/klagomål/A 39457-2023 FSC-klagomål.docx
+++ b/klagomål/A 39457-2023 FSC-klagomål.docx
@@ -755,7 +755,7 @@
     <w:r>
       <w:tab/>
       <w:tab/>
-      <w:t>2025-11-28</w:t>
+      <w:t>2025-11-29</w:t>
       <w:br/>
       <w:br/>
     </w:r>

--- a/klagomål/A 39457-2023 FSC-klagomål.docx
+++ b/klagomål/A 39457-2023 FSC-klagomål.docx
@@ -755,7 +755,7 @@
     <w:r>
       <w:tab/>
       <w:tab/>
-      <w:t>2025-11-29</w:t>
+      <w:t>2025-11-30</w:t>
       <w:br/>
       <w:br/>
     </w:r>

--- a/klagomål/A 39457-2023 FSC-klagomål.docx
+++ b/klagomål/A 39457-2023 FSC-klagomål.docx
@@ -755,7 +755,7 @@
     <w:r>
       <w:tab/>
       <w:tab/>
-      <w:t>2025-11-30</w:t>
+      <w:t>2025-12-01</w:t>
       <w:br/>
       <w:br/>
     </w:r>

--- a/klagomål/A 39457-2023 FSC-klagomål.docx
+++ b/klagomål/A 39457-2023 FSC-klagomål.docx
@@ -755,7 +755,7 @@
     <w:r>
       <w:tab/>
       <w:tab/>
-      <w:t>2025-12-01</w:t>
+      <w:t>2025-12-02</w:t>
       <w:br/>
       <w:br/>
     </w:r>

--- a/klagomål/A 39457-2023 FSC-klagomål.docx
+++ b/klagomål/A 39457-2023 FSC-klagomål.docx
@@ -755,7 +755,7 @@
     <w:r>
       <w:tab/>
       <w:tab/>
-      <w:t>2025-12-02</w:t>
+      <w:t>2025-12-03</w:t>
       <w:br/>
       <w:br/>
     </w:r>

--- a/klagomål/A 39457-2023 FSC-klagomål.docx
+++ b/klagomål/A 39457-2023 FSC-klagomål.docx
@@ -755,7 +755,7 @@
     <w:r>
       <w:tab/>
       <w:tab/>
-      <w:t>2025-12-03</w:t>
+      <w:t>2025-12-04</w:t>
       <w:br/>
       <w:br/>
     </w:r>

--- a/klagomål/A 39457-2023 FSC-klagomål.docx
+++ b/klagomål/A 39457-2023 FSC-klagomål.docx
@@ -755,7 +755,7 @@
     <w:r>
       <w:tab/>
       <w:tab/>
-      <w:t>2025-12-04</w:t>
+      <w:t>2025-12-05</w:t>
       <w:br/>
       <w:br/>
     </w:r>

--- a/klagomål/A 39457-2023 FSC-klagomål.docx
+++ b/klagomål/A 39457-2023 FSC-klagomål.docx
@@ -755,7 +755,7 @@
     <w:r>
       <w:tab/>
       <w:tab/>
-      <w:t>2025-12-05</w:t>
+      <w:t>2025-12-06</w:t>
       <w:br/>
       <w:br/>
     </w:r>

--- a/klagomål/A 39457-2023 FSC-klagomål.docx
+++ b/klagomål/A 39457-2023 FSC-klagomål.docx
@@ -755,7 +755,7 @@
     <w:r>
       <w:tab/>
       <w:tab/>
-      <w:t>2025-12-06</w:t>
+      <w:t>2025-12-07</w:t>
       <w:br/>
       <w:br/>
     </w:r>

--- a/klagomål/A 39457-2023 FSC-klagomål.docx
+++ b/klagomål/A 39457-2023 FSC-klagomål.docx
@@ -755,7 +755,7 @@
     <w:r>
       <w:tab/>
       <w:tab/>
-      <w:t>2025-12-07</w:t>
+      <w:t>2025-12-08</w:t>
       <w:br/>
       <w:br/>
     </w:r>

--- a/klagomål/A 39457-2023 FSC-klagomål.docx
+++ b/klagomål/A 39457-2023 FSC-klagomål.docx
@@ -755,7 +755,7 @@
     <w:r>
       <w:tab/>
       <w:tab/>
-      <w:t>2025-12-08</w:t>
+      <w:t>2025-12-09</w:t>
       <w:br/>
       <w:br/>
     </w:r>

--- a/klagomål/A 39457-2023 FSC-klagomål.docx
+++ b/klagomål/A 39457-2023 FSC-klagomål.docx
@@ -755,7 +755,7 @@
     <w:r>
       <w:tab/>
       <w:tab/>
-      <w:t>2025-12-09</w:t>
+      <w:t>2025-12-10</w:t>
       <w:br/>
       <w:br/>
     </w:r>

--- a/klagomål/A 39457-2023 FSC-klagomål.docx
+++ b/klagomål/A 39457-2023 FSC-klagomål.docx
@@ -755,7 +755,7 @@
     <w:r>
       <w:tab/>
       <w:tab/>
-      <w:t>2025-12-10</w:t>
+      <w:t>2025-12-11</w:t>
       <w:br/>
       <w:br/>
     </w:r>

--- a/klagomål/A 39457-2023 FSC-klagomål.docx
+++ b/klagomål/A 39457-2023 FSC-klagomål.docx
@@ -755,7 +755,7 @@
     <w:r>
       <w:tab/>
       <w:tab/>
-      <w:t>2025-12-11</w:t>
+      <w:t>2025-12-12</w:t>
       <w:br/>
       <w:br/>
     </w:r>

--- a/klagomål/A 39457-2023 FSC-klagomål.docx
+++ b/klagomål/A 39457-2023 FSC-klagomål.docx
@@ -755,7 +755,7 @@
     <w:r>
       <w:tab/>
       <w:tab/>
-      <w:t>2025-12-12</w:t>
+      <w:t>2025-12-13</w:t>
       <w:br/>
       <w:br/>
     </w:r>

--- a/klagomål/A 39457-2023 FSC-klagomål.docx
+++ b/klagomål/A 39457-2023 FSC-klagomål.docx
@@ -755,7 +755,7 @@
     <w:r>
       <w:tab/>
       <w:tab/>
-      <w:t>2025-12-19</w:t>
+      <w:t>2025-12-20</w:t>
       <w:br/>
       <w:br/>
     </w:r>

--- a/klagomål/A 39457-2023 FSC-klagomål.docx
+++ b/klagomål/A 39457-2023 FSC-klagomål.docx
@@ -755,7 +755,7 @@
     <w:r>
       <w:tab/>
       <w:tab/>
-      <w:t>2025-12-20</w:t>
+      <w:t>2025-12-21</w:t>
       <w:br/>
       <w:br/>
     </w:r>

--- a/klagomål/A 39457-2023 FSC-klagomål.docx
+++ b/klagomål/A 39457-2023 FSC-klagomål.docx
@@ -755,7 +755,7 @@
     <w:r>
       <w:tab/>
       <w:tab/>
-      <w:t>2025-12-21</w:t>
+      <w:t>2025-12-22</w:t>
       <w:br/>
       <w:br/>
     </w:r>

--- a/klagomål/A 39457-2023 FSC-klagomål.docx
+++ b/klagomål/A 39457-2023 FSC-klagomål.docx
@@ -755,7 +755,7 @@
     <w:r>
       <w:tab/>
       <w:tab/>
-      <w:t>2025-12-22</w:t>
+      <w:t>2025-12-26</w:t>
       <w:br/>
       <w:br/>
     </w:r>

--- a/klagomål/A 39457-2023 FSC-klagomål.docx
+++ b/klagomål/A 39457-2023 FSC-klagomål.docx
@@ -755,7 +755,7 @@
     <w:r>
       <w:tab/>
       <w:tab/>
-      <w:t>2025-12-26</w:t>
+      <w:t>2025-12-28</w:t>
       <w:br/>
       <w:br/>
     </w:r>

--- a/klagomål/A 39457-2023 FSC-klagomål.docx
+++ b/klagomål/A 39457-2023 FSC-klagomål.docx
@@ -755,7 +755,7 @@
     <w:r>
       <w:tab/>
       <w:tab/>
-      <w:t>2025-12-28</w:t>
+      <w:t>2025-12-29</w:t>
       <w:br/>
       <w:br/>
     </w:r>

--- a/klagomål/A 39457-2023 FSC-klagomål.docx
+++ b/klagomål/A 39457-2023 FSC-klagomål.docx
@@ -755,7 +755,7 @@
     <w:r>
       <w:tab/>
       <w:tab/>
-      <w:t>2025-12-29</w:t>
+      <w:t>2025-12-30</w:t>
       <w:br/>
       <w:br/>
     </w:r>

--- a/klagomål/A 39457-2023 FSC-klagomål.docx
+++ b/klagomål/A 39457-2023 FSC-klagomål.docx
@@ -755,7 +755,7 @@
     <w:r>
       <w:tab/>
       <w:tab/>
-      <w:t>2025-12-30</w:t>
+      <w:t>2025-12-31</w:t>
       <w:br/>
       <w:br/>
     </w:r>

--- a/klagomål/A 39457-2023 FSC-klagomål.docx
+++ b/klagomål/A 39457-2023 FSC-klagomål.docx
@@ -755,7 +755,7 @@
     <w:r>
       <w:tab/>
       <w:tab/>
-      <w:t>2026-01-07</w:t>
+      <w:t>2026-01-08</w:t>
       <w:br/>
       <w:br/>
     </w:r>

--- a/klagomål/A 39457-2023 FSC-klagomål.docx
+++ b/klagomål/A 39457-2023 FSC-klagomål.docx
@@ -755,7 +755,7 @@
     <w:r>
       <w:tab/>
       <w:tab/>
-      <w:t>2026-01-08</w:t>
+      <w:t>2026-01-09</w:t>
       <w:br/>
       <w:br/>
     </w:r>

--- a/klagomål/A 39457-2023 FSC-klagomål.docx
+++ b/klagomål/A 39457-2023 FSC-klagomål.docx
@@ -755,7 +755,7 @@
     <w:r>
       <w:tab/>
       <w:tab/>
-      <w:t>2026-01-09</w:t>
+      <w:t>2026-01-10</w:t>
       <w:br/>
       <w:br/>
     </w:r>

--- a/klagomål/A 39457-2023 FSC-klagomål.docx
+++ b/klagomål/A 39457-2023 FSC-klagomål.docx
@@ -755,7 +755,7 @@
     <w:r>
       <w:tab/>
       <w:tab/>
-      <w:t>2026-01-10</w:t>
+      <w:t>2026-01-11</w:t>
       <w:br/>
       <w:br/>
     </w:r>

--- a/klagomål/A 39457-2023 FSC-klagomål.docx
+++ b/klagomål/A 39457-2023 FSC-klagomål.docx
@@ -755,7 +755,7 @@
     <w:r>
       <w:tab/>
       <w:tab/>
-      <w:t>2026-01-11</w:t>
+      <w:t>2026-01-12</w:t>
       <w:br/>
       <w:br/>
     </w:r>

--- a/klagomål/A 39457-2023 FSC-klagomål.docx
+++ b/klagomål/A 39457-2023 FSC-klagomål.docx
@@ -755,7 +755,7 @@
     <w:r>
       <w:tab/>
       <w:tab/>
-      <w:t>2026-01-12</w:t>
+      <w:t>2026-01-13</w:t>
       <w:br/>
       <w:br/>
     </w:r>

--- a/klagomål/A 39457-2023 FSC-klagomål.docx
+++ b/klagomål/A 39457-2023 FSC-klagomål.docx
@@ -755,7 +755,7 @@
     <w:r>
       <w:tab/>
       <w:tab/>
-      <w:t>2026-01-13</w:t>
+      <w:t>2026-01-14</w:t>
       <w:br/>
       <w:br/>
     </w:r>

--- a/klagomål/A 39457-2023 FSC-klagomål.docx
+++ b/klagomål/A 39457-2023 FSC-klagomål.docx
@@ -755,7 +755,7 @@
     <w:r>
       <w:tab/>
       <w:tab/>
-      <w:t>2026-01-14</w:t>
+      <w:t>2026-01-15</w:t>
       <w:br/>
       <w:br/>
     </w:r>

--- a/klagomål/A 39457-2023 FSC-klagomål.docx
+++ b/klagomål/A 39457-2023 FSC-klagomål.docx
@@ -755,7 +755,7 @@
     <w:r>
       <w:tab/>
       <w:tab/>
-      <w:t>2026-01-15</w:t>
+      <w:t>2026-01-16</w:t>
       <w:br/>
       <w:br/>
     </w:r>

--- a/klagomål/A 39457-2023 FSC-klagomål.docx
+++ b/klagomål/A 39457-2023 FSC-klagomål.docx
@@ -755,7 +755,7 @@
     <w:r>
       <w:tab/>
       <w:tab/>
-      <w:t>2026-01-16</w:t>
+      <w:t>2026-01-17</w:t>
       <w:br/>
       <w:br/>
     </w:r>

--- a/klagomål/A 39457-2023 FSC-klagomål.docx
+++ b/klagomål/A 39457-2023 FSC-klagomål.docx
@@ -755,7 +755,7 @@
     <w:r>
       <w:tab/>
       <w:tab/>
-      <w:t>2026-01-17</w:t>
+      <w:t>2026-01-18</w:t>
       <w:br/>
       <w:br/>
     </w:r>

--- a/klagomål/A 39457-2023 FSC-klagomål.docx
+++ b/klagomål/A 39457-2023 FSC-klagomål.docx
@@ -755,7 +755,7 @@
     <w:r>
       <w:tab/>
       <w:tab/>
-      <w:t>2026-01-18</w:t>
+      <w:t>2026-01-19</w:t>
       <w:br/>
       <w:br/>
     </w:r>

--- a/klagomål/A 39457-2023 FSC-klagomål.docx
+++ b/klagomål/A 39457-2023 FSC-klagomål.docx
@@ -755,7 +755,7 @@
     <w:r>
       <w:tab/>
       <w:tab/>
-      <w:t>2026-01-19</w:t>
+      <w:t>2026-01-20</w:t>
       <w:br/>
       <w:br/>
     </w:r>

--- a/klagomål/A 39457-2023 FSC-klagomål.docx
+++ b/klagomål/A 39457-2023 FSC-klagomål.docx
@@ -755,7 +755,7 @@
     <w:r>
       <w:tab/>
       <w:tab/>
-      <w:t>2026-01-20</w:t>
+      <w:t>2026-01-21</w:t>
       <w:br/>
       <w:br/>
     </w:r>

--- a/klagomål/A 39457-2023 FSC-klagomål.docx
+++ b/klagomål/A 39457-2023 FSC-klagomål.docx
@@ -755,7 +755,7 @@
     <w:r>
       <w:tab/>
       <w:tab/>
-      <w:t>2026-01-21</w:t>
+      <w:t>2026-01-23</w:t>
       <w:br/>
       <w:br/>
     </w:r>

--- a/klagomål/A 39457-2023 FSC-klagomål.docx
+++ b/klagomål/A 39457-2023 FSC-klagomål.docx
@@ -755,7 +755,7 @@
     <w:r>
       <w:tab/>
       <w:tab/>
-      <w:t>2026-01-23</w:t>
+      <w:t>2026-01-24</w:t>
       <w:br/>
       <w:br/>
     </w:r>

--- a/klagomål/A 39457-2023 FSC-klagomål.docx
+++ b/klagomål/A 39457-2023 FSC-klagomål.docx
@@ -755,7 +755,7 @@
     <w:r>
       <w:tab/>
       <w:tab/>
-      <w:t>2026-01-24</w:t>
+      <w:t>2026-01-25</w:t>
       <w:br/>
       <w:br/>
     </w:r>

--- a/klagomål/A 39457-2023 FSC-klagomål.docx
+++ b/klagomål/A 39457-2023 FSC-klagomål.docx
@@ -755,7 +755,7 @@
     <w:r>
       <w:tab/>
       <w:tab/>
-      <w:t>2026-01-25</w:t>
+      <w:t>2026-01-26</w:t>
       <w:br/>
       <w:br/>
     </w:r>

--- a/klagomål/A 39457-2023 FSC-klagomål.docx
+++ b/klagomål/A 39457-2023 FSC-klagomål.docx
@@ -755,7 +755,7 @@
     <w:r>
       <w:tab/>
       <w:tab/>
-      <w:t>2026-01-26</w:t>
+      <w:t>2026-01-27</w:t>
       <w:br/>
       <w:br/>
     </w:r>

--- a/klagomål/A 39457-2023 FSC-klagomål.docx
+++ b/klagomål/A 39457-2023 FSC-klagomål.docx
@@ -755,7 +755,7 @@
     <w:r>
       <w:tab/>
       <w:tab/>
-      <w:t>2026-01-27</w:t>
+      <w:t>2026-01-28</w:t>
       <w:br/>
       <w:br/>
     </w:r>

--- a/klagomål/A 39457-2023 FSC-klagomål.docx
+++ b/klagomål/A 39457-2023 FSC-klagomål.docx
@@ -112,7 +112,7 @@
         <w:pStyle w:val="ListBullet"/>
       </w:pPr>
       <w:r>
-        <w:t>Om ett ombud (tex Norra skog eller Mellanskog) avverkningsanmäler en skog med naturvärden motsvarande nyckelbiotops kvalité men markägaren inte är FSC certifierad, bör du skicka in ett FSC kontrollerat virke klagomål. Då ska klagomålet skickas till ombudsföretaget.</w:t>
+        <w:t>Om ett ombud (tex Norra skog eller Mellanskog) avverkningsanmäler en skog med naturvärden motsvarande nyckelbiotops kvalitet men markägaren inte är FSC certifierad, bör du skicka in ett FSC kontrollerat virke klagomål. Då ska klagomålet skickas till ombudsföretaget.</w:t>
       </w:r>
     </w:p>
     <w:p>
@@ -755,7 +755,7 @@
     <w:r>
       <w:tab/>
       <w:tab/>
-      <w:t>2026-01-28</w:t>
+      <w:t>2026-01-29</w:t>
       <w:br/>
       <w:br/>
     </w:r>

--- a/klagomål/A 39457-2023 FSC-klagomål.docx
+++ b/klagomål/A 39457-2023 FSC-klagomål.docx
@@ -755,7 +755,7 @@
     <w:r>
       <w:tab/>
       <w:tab/>
-      <w:t>2026-01-29</w:t>
+      <w:t>2026-01-30</w:t>
       <w:br/>
       <w:br/>
     </w:r>

--- a/klagomål/A 39457-2023 FSC-klagomål.docx
+++ b/klagomål/A 39457-2023 FSC-klagomål.docx
@@ -755,7 +755,7 @@
     <w:r>
       <w:tab/>
       <w:tab/>
-      <w:t>2026-01-30</w:t>
+      <w:t>2026-01-31</w:t>
       <w:br/>
       <w:br/>
     </w:r>

--- a/klagomål/A 39457-2023 FSC-klagomål.docx
+++ b/klagomål/A 39457-2023 FSC-klagomål.docx
@@ -755,7 +755,7 @@
     <w:r>
       <w:tab/>
       <w:tab/>
-      <w:t>2026-02-21</w:t>
+      <w:t>2026-02-22</w:t>
       <w:br/>
       <w:br/>
     </w:r>

--- a/klagomål/A 39457-2023 FSC-klagomål.docx
+++ b/klagomål/A 39457-2023 FSC-klagomål.docx
@@ -755,7 +755,7 @@
     <w:r>
       <w:tab/>
       <w:tab/>
-      <w:t>2026-02-22</w:t>
+      <w:t>2026-02-23</w:t>
       <w:br/>
       <w:br/>
     </w:r>

--- a/klagomål/A 39457-2023 FSC-klagomål.docx
+++ b/klagomål/A 39457-2023 FSC-klagomål.docx
@@ -755,7 +755,7 @@
     <w:r>
       <w:tab/>
       <w:tab/>
-      <w:t>2026-02-23</w:t>
+      <w:t>2026-02-24</w:t>
       <w:br/>
       <w:br/>
     </w:r>

--- a/klagomål/A 39457-2023 FSC-klagomål.docx
+++ b/klagomål/A 39457-2023 FSC-klagomål.docx
@@ -755,7 +755,7 @@
     <w:r>
       <w:tab/>
       <w:tab/>
-      <w:t>2026-02-24</w:t>
+      <w:t>2026-02-25</w:t>
       <w:br/>
       <w:br/>
     </w:r>

--- a/klagomål/A 39457-2023 FSC-klagomål.docx
+++ b/klagomål/A 39457-2023 FSC-klagomål.docx
@@ -755,7 +755,7 @@
     <w:r>
       <w:tab/>
       <w:tab/>
-      <w:t>2026-02-25</w:t>
+      <w:t>2026-02-26</w:t>
       <w:br/>
       <w:br/>
     </w:r>

--- a/klagomål/A 39457-2023 FSC-klagomål.docx
+++ b/klagomål/A 39457-2023 FSC-klagomål.docx
@@ -755,7 +755,7 @@
     <w:r>
       <w:tab/>
       <w:tab/>
-      <w:t>2026-02-26</w:t>
+      <w:t>2026-02-28</w:t>
       <w:br/>
       <w:br/>
     </w:r>

--- a/klagomål/A 39457-2023 FSC-klagomål.docx
+++ b/klagomål/A 39457-2023 FSC-klagomål.docx
@@ -755,7 +755,7 @@
     <w:r>
       <w:tab/>
       <w:tab/>
-      <w:t>2026-02-28</w:t>
+      <w:t>2026-03-01</w:t>
       <w:br/>
       <w:br/>
     </w:r>

--- a/klagomål/A 39457-2023 FSC-klagomål.docx
+++ b/klagomål/A 39457-2023 FSC-klagomål.docx
@@ -755,7 +755,7 @@
     <w:r>
       <w:tab/>
       <w:tab/>
-      <w:t>2026-03-01</w:t>
+      <w:t>2026-03-02</w:t>
       <w:br/>
       <w:br/>
     </w:r>

--- a/klagomål/A 39457-2023 FSC-klagomål.docx
+++ b/klagomål/A 39457-2023 FSC-klagomål.docx
@@ -755,7 +755,7 @@
     <w:r>
       <w:tab/>
       <w:tab/>
-      <w:t>2026-03-02</w:t>
+      <w:t>2026-03-03</w:t>
       <w:br/>
       <w:br/>
     </w:r>

--- a/klagomål/A 39457-2023 FSC-klagomål.docx
+++ b/klagomål/A 39457-2023 FSC-klagomål.docx
@@ -755,7 +755,7 @@
     <w:r>
       <w:tab/>
       <w:tab/>
-      <w:t>2026-03-03</w:t>
+      <w:t>2026-03-04</w:t>
       <w:br/>
       <w:br/>
     </w:r>

--- a/klagomål/A 39457-2023 FSC-klagomål.docx
+++ b/klagomål/A 39457-2023 FSC-klagomål.docx
@@ -755,7 +755,7 @@
     <w:r>
       <w:tab/>
       <w:tab/>
-      <w:t>2026-03-04</w:t>
+      <w:t>2026-03-05</w:t>
       <w:br/>
       <w:br/>
     </w:r>

--- a/klagomål/A 39457-2023 FSC-klagomål.docx
+++ b/klagomål/A 39457-2023 FSC-klagomål.docx
@@ -755,7 +755,7 @@
     <w:r>
       <w:tab/>
       <w:tab/>
-      <w:t>2026-03-05</w:t>
+      <w:t>2026-03-06</w:t>
       <w:br/>
       <w:br/>
     </w:r>

--- a/klagomål/A 39457-2023 FSC-klagomål.docx
+++ b/klagomål/A 39457-2023 FSC-klagomål.docx
@@ -755,7 +755,7 @@
     <w:r>
       <w:tab/>
       <w:tab/>
-      <w:t>2026-03-06</w:t>
+      <w:t>2026-03-07</w:t>
       <w:br/>
       <w:br/>
     </w:r>

--- a/klagomål/A 39457-2023 FSC-klagomål.docx
+++ b/klagomål/A 39457-2023 FSC-klagomål.docx
@@ -755,7 +755,7 @@
     <w:r>
       <w:tab/>
       <w:tab/>
-      <w:t>2026-03-07</w:t>
+      <w:t>2026-03-08</w:t>
       <w:br/>
       <w:br/>
     </w:r>

--- a/klagomål/A 39457-2023 FSC-klagomål.docx
+++ b/klagomål/A 39457-2023 FSC-klagomål.docx
@@ -755,7 +755,7 @@
     <w:r>
       <w:tab/>
       <w:tab/>
-      <w:t>2026-03-08</w:t>
+      <w:t>2026-03-09</w:t>
       <w:br/>
       <w:br/>
     </w:r>

--- a/klagomål/A 39457-2023 FSC-klagomål.docx
+++ b/klagomål/A 39457-2023 FSC-klagomål.docx
@@ -755,7 +755,7 @@
     <w:r>
       <w:tab/>
       <w:tab/>
-      <w:t>2026-03-09</w:t>
+      <w:t>2026-03-10</w:t>
       <w:br/>
       <w:br/>
     </w:r>

--- a/klagomål/A 39457-2023 FSC-klagomål.docx
+++ b/klagomål/A 39457-2023 FSC-klagomål.docx
@@ -755,7 +755,7 @@
     <w:r>
       <w:tab/>
       <w:tab/>
-      <w:t>2026-03-10</w:t>
+      <w:t>2026-03-11</w:t>
       <w:br/>
       <w:br/>
     </w:r>

--- a/klagomål/A 39457-2023 FSC-klagomål.docx
+++ b/klagomål/A 39457-2023 FSC-klagomål.docx
@@ -755,7 +755,7 @@
     <w:r>
       <w:tab/>
       <w:tab/>
-      <w:t>2026-03-11</w:t>
+      <w:t>2026-03-12</w:t>
       <w:br/>
       <w:br/>
     </w:r>

--- a/klagomål/A 39457-2023 FSC-klagomål.docx
+++ b/klagomål/A 39457-2023 FSC-klagomål.docx
@@ -755,7 +755,7 @@
     <w:r>
       <w:tab/>
       <w:tab/>
-      <w:t>2026-03-12</w:t>
+      <w:t>2026-03-13</w:t>
       <w:br/>
       <w:br/>
     </w:r>

--- a/klagomål/A 39457-2023 FSC-klagomål.docx
+++ b/klagomål/A 39457-2023 FSC-klagomål.docx
@@ -755,7 +755,7 @@
     <w:r>
       <w:tab/>
       <w:tab/>
-      <w:t>2026-03-13</w:t>
+      <w:t>2026-03-16</w:t>
       <w:br/>
       <w:br/>
     </w:r>

--- a/klagomål/A 39457-2023 FSC-klagomål.docx
+++ b/klagomål/A 39457-2023 FSC-klagomål.docx
@@ -755,7 +755,7 @@
     <w:r>
       <w:tab/>
       <w:tab/>
-      <w:t>2026-03-16</w:t>
+      <w:t>2026-03-17</w:t>
       <w:br/>
       <w:br/>
     </w:r>

--- a/klagomål/A 39457-2023 FSC-klagomål.docx
+++ b/klagomål/A 39457-2023 FSC-klagomål.docx
@@ -755,7 +755,7 @@
     <w:r>
       <w:tab/>
       <w:tab/>
-      <w:t>2026-03-17</w:t>
+      <w:t>2026-03-18</w:t>
       <w:br/>
       <w:br/>
     </w:r>

--- a/klagomål/A 39457-2023 FSC-klagomål.docx
+++ b/klagomål/A 39457-2023 FSC-klagomål.docx
@@ -755,7 +755,7 @@
     <w:r>
       <w:tab/>
       <w:tab/>
-      <w:t>2026-03-18</w:t>
+      <w:t>2026-03-19</w:t>
       <w:br/>
       <w:br/>
     </w:r>

--- a/klagomål/A 39457-2023 FSC-klagomål.docx
+++ b/klagomål/A 39457-2023 FSC-klagomål.docx
@@ -755,7 +755,7 @@
     <w:r>
       <w:tab/>
       <w:tab/>
-      <w:t>2026-03-19</w:t>
+      <w:t>2026-03-20</w:t>
       <w:br/>
       <w:br/>
     </w:r>

--- a/klagomål/A 39457-2023 FSC-klagomål.docx
+++ b/klagomål/A 39457-2023 FSC-klagomål.docx
@@ -755,7 +755,7 @@
     <w:r>
       <w:tab/>
       <w:tab/>
-      <w:t>2026-03-20</w:t>
+      <w:t>2026-03-21</w:t>
       <w:br/>
       <w:br/>
     </w:r>

--- a/klagomål/A 39457-2023 FSC-klagomål.docx
+++ b/klagomål/A 39457-2023 FSC-klagomål.docx
@@ -755,7 +755,7 @@
     <w:r>
       <w:tab/>
       <w:tab/>
-      <w:t>2026-03-21</w:t>
+      <w:t>2026-03-22</w:t>
       <w:br/>
       <w:br/>
     </w:r>

--- a/klagomål/A 39457-2023 FSC-klagomål.docx
+++ b/klagomål/A 39457-2023 FSC-klagomål.docx
@@ -755,7 +755,7 @@
     <w:r>
       <w:tab/>
       <w:tab/>
-      <w:t>2026-03-22</w:t>
+      <w:t>2026-03-23</w:t>
       <w:br/>
       <w:br/>
     </w:r>

--- a/klagomål/A 39457-2023 FSC-klagomål.docx
+++ b/klagomål/A 39457-2023 FSC-klagomål.docx
@@ -755,7 +755,7 @@
     <w:r>
       <w:tab/>
       <w:tab/>
-      <w:t>2026-03-23</w:t>
+      <w:t>2026-03-24</w:t>
       <w:br/>
       <w:br/>
     </w:r>

--- a/klagomål/A 39457-2023 FSC-klagomål.docx
+++ b/klagomål/A 39457-2023 FSC-klagomål.docx
@@ -755,7 +755,7 @@
     <w:r>
       <w:tab/>
       <w:tab/>
-      <w:t>2026-03-24</w:t>
+      <w:t>2026-03-25</w:t>
       <w:br/>
       <w:br/>
     </w:r>

--- a/klagomål/A 39457-2023 FSC-klagomål.docx
+++ b/klagomål/A 39457-2023 FSC-klagomål.docx
@@ -755,7 +755,7 @@
     <w:r>
       <w:tab/>
       <w:tab/>
-      <w:t>2026-03-25</w:t>
+      <w:t>2026-03-26</w:t>
       <w:br/>
       <w:br/>
     </w:r>

--- a/klagomål/A 39457-2023 FSC-klagomål.docx
+++ b/klagomål/A 39457-2023 FSC-klagomål.docx
@@ -755,7 +755,7 @@
     <w:r>
       <w:tab/>
       <w:tab/>
-      <w:t>2026-03-26</w:t>
+      <w:t>2026-03-27</w:t>
       <w:br/>
       <w:br/>
     </w:r>

--- a/klagomål/A 39457-2023 FSC-klagomål.docx
+++ b/klagomål/A 39457-2023 FSC-klagomål.docx
@@ -755,7 +755,7 @@
     <w:r>
       <w:tab/>
       <w:tab/>
-      <w:t>2026-03-27</w:t>
+      <w:t>2026-03-28</w:t>
       <w:br/>
       <w:br/>
     </w:r>

--- a/klagomål/A 39457-2023 FSC-klagomål.docx
+++ b/klagomål/A 39457-2023 FSC-klagomål.docx
@@ -755,7 +755,7 @@
     <w:r>
       <w:tab/>
       <w:tab/>
-      <w:t>2026-03-28</w:t>
+      <w:t>2026-03-29</w:t>
       <w:br/>
       <w:br/>
     </w:r>

--- a/klagomål/A 39457-2023 FSC-klagomål.docx
+++ b/klagomål/A 39457-2023 FSC-klagomål.docx
@@ -755,7 +755,7 @@
     <w:r>
       <w:tab/>
       <w:tab/>
-      <w:t>2026-03-29</w:t>
+      <w:t>2026-03-30</w:t>
       <w:br/>
       <w:br/>
     </w:r>

--- a/klagomål/A 39457-2023 FSC-klagomål.docx
+++ b/klagomål/A 39457-2023 FSC-klagomål.docx
@@ -755,7 +755,7 @@
     <w:r>
       <w:tab/>
       <w:tab/>
-      <w:t>2026-03-30</w:t>
+      <w:t>2026-03-31</w:t>
       <w:br/>
       <w:br/>
     </w:r>

--- a/klagomål/A 39457-2023 FSC-klagomål.docx
+++ b/klagomål/A 39457-2023 FSC-klagomål.docx
@@ -755,7 +755,7 @@
     <w:r>
       <w:tab/>
       <w:tab/>
-      <w:t>2026-03-31</w:t>
+      <w:t>2026-04-01</w:t>
       <w:br/>
       <w:br/>
     </w:r>

--- a/klagomål/A 39457-2023 FSC-klagomål.docx
+++ b/klagomål/A 39457-2023 FSC-klagomål.docx
@@ -755,7 +755,7 @@
     <w:r>
       <w:tab/>
       <w:tab/>
-      <w:t>2026-04-01</w:t>
+      <w:t>2026-04-02</w:t>
       <w:br/>
       <w:br/>
     </w:r>

--- a/klagomål/A 39457-2023 FSC-klagomål.docx
+++ b/klagomål/A 39457-2023 FSC-klagomål.docx
@@ -755,7 +755,7 @@
     <w:r>
       <w:tab/>
       <w:tab/>
-      <w:t>2026-04-02</w:t>
+      <w:t>2026-04-03</w:t>
       <w:br/>
       <w:br/>
     </w:r>

--- a/klagomål/A 39457-2023 FSC-klagomål.docx
+++ b/klagomål/A 39457-2023 FSC-klagomål.docx
@@ -755,7 +755,7 @@
     <w:r>
       <w:tab/>
       <w:tab/>
-      <w:t>2026-04-03</w:t>
+      <w:t>2026-04-04</w:t>
       <w:br/>
       <w:br/>
     </w:r>

--- a/klagomål/A 39457-2023 FSC-klagomål.docx
+++ b/klagomål/A 39457-2023 FSC-klagomål.docx
@@ -755,7 +755,7 @@
     <w:r>
       <w:tab/>
       <w:tab/>
-      <w:t>2026-04-04</w:t>
+      <w:t>2026-04-05</w:t>
       <w:br/>
       <w:br/>
     </w:r>

--- a/klagomål/A 39457-2023 FSC-klagomål.docx
+++ b/klagomål/A 39457-2023 FSC-klagomål.docx
@@ -755,7 +755,7 @@
     <w:r>
       <w:tab/>
       <w:tab/>
-      <w:t>2026-04-05</w:t>
+      <w:t>2026-04-06</w:t>
       <w:br/>
       <w:br/>
     </w:r>

--- a/klagomål/A 39457-2023 FSC-klagomål.docx
+++ b/klagomål/A 39457-2023 FSC-klagomål.docx
@@ -278,10 +278,10 @@
         <w:rPr>
           <w:b/>
         </w:rPr>
-        <w:t>Sparvuggla (§4)</w:t>
+        <w:t>Sparvuggla (NT, §4)</w:t>
       </w:r>
       <w:r>
-        <w:t>, som omfattas av fågeldirektivets bilaga 1, häckar i naturskog samt i klassisk bondeskog och förekommer främst i större skogsområden som domineras av barrblandskog med stort inslag av asp, björk och andra lövträd. Den behöver relativt stora skogsområden och saknas helt i mindre skogar och isolerade dungar. Reviren är i storleksordningen upp till 200 hektar. Sparvugglan missgynnas av överföring av variationsrika bondeskogar till ensartade produktionsskogar. Särskilt avverkning av lövträdsrika kantzoner och igenplantering av gamla inägor (Skogsstyrelsen, 2016).</w:t>
+        <w:t xml:space="preserve"> är fridlyst enligt 4§ artskyddsförordningen och omfattas av bilaga 1 EU:s fågeldirektiv. Den har minskat med 15 (5–25) % under de senaste 15 åren och minskningstakten för den svenska populationen bedöms vara nära gränsvärdet för Sårbar (VU).  Sparvugglan häckar i naturskog samt i klassisk bondeskog och förekommer främst i större skogsområden som domineras av barrblandskog med stort inslag av asp, björk och andra lövträd. Den behöver relativt stora skogsområden och saknas helt i mindre skogar och isolerade dungar. Reviren är i storleksordningen upp till 200 hektar. Sparvugglan missgynnas av överföring av variationsrika bondeskogar till ensartade produktionsskogar. Särskilt avverkning av lövträdsrika kantzoner och igenplantering av gamla inägor (SLU Artdatabanken, 2026; Skogsstyrelsen, 2016).</w:t>
       </w:r>
     </w:p>
     <w:p>
@@ -605,7 +605,12 @@
     </w:p>
     <w:p>
       <w:r>
-        <w:t>Sparvuggla (§4), som omfattas av fågeldirektivets bilaga 1, häckar i naturskog samt i klassisk bondeskog och förekommer främst i större skogsområden som domineras av barrblandskog med stort inslag av asp, björk och andra lövträd. Den behöver relativt stora skogsområden och saknas helt i mindre skogar och isolerade dungar. Reviren är i storleksordningen upp till 200 hektar. Sparvugglan missgynnas av överföring av variationsrika bondeskogar till ensartade produktionsskogar – särskilt avverkning av lövträdsrika kantzoner och igenplantering av gamla inägor (Skogsstyrelsen, 2016).</w:t>
+        <w:t>Sparvuggla (NT, §4) är fridlyst enligt 4§ artskyddsförordningen och omfattas av bilaga 1 EU:s fågeldirektiv. Den har minskat med 15 (5–25) % under de senaste 15 åren och minskningstakten för den svenska populationen bedöms vara nära gränsvärdet för Sårbar (VU) (SLU Artdatabanken 2026).</w:t>
+      </w:r>
+    </w:p>
+    <w:p>
+      <w:r>
+        <w:t>Sparvugglan häckar i naturskog samt i klassisk bondeskog och förekommer främst i större skogsområden som domineras av barrblandskog med stort inslag av asp, björk och andra lövträd. Den behöver relativt stora skogsområden och saknas helt i mindre skogar och isolerade dungar. Reviren är i storleksordningen upp till 200 hektar. Sparvugglan missgynnas av överföring av variationsrika bondeskogar till ensartade produktionsskogar – särskilt avverkning av lövträdsrika kantzoner och igenplantering av gamla inägor (Skogsstyrelsen, 2016).</w:t>
       </w:r>
     </w:p>
     <w:p>
@@ -625,6 +630,20 @@
           <w:i/>
         </w:rPr>
         <w:t>Vägledning för hänsyn till sparvuggla.</w:t>
+      </w:r>
+    </w:p>
+    <w:p>
+      <w:r>
+        <w:t xml:space="preserve">SLU Artdatabanken, 2026. </w:t>
+      </w:r>
+      <w:r>
+        <w:rPr>
+          <w:i/>
+        </w:rPr>
+        <w:t xml:space="preserve">Artfaktablad. Naturvård – artfakta. </w:t>
+      </w:r>
+      <w:r>
+        <w:t>SLU Artdatabanken, Uppsala.</w:t>
       </w:r>
     </w:p>
     <w:sectPr>
@@ -755,7 +774,7 @@
     <w:r>
       <w:tab/>
       <w:tab/>
-      <w:t>2026-04-06</w:t>
+      <w:t>2026-04-07</w:t>
       <w:br/>
       <w:br/>
     </w:r>

--- a/klagomål/A 39457-2023 FSC-klagomål.docx
+++ b/klagomål/A 39457-2023 FSC-klagomål.docx
@@ -774,7 +774,7 @@
     <w:r>
       <w:tab/>
       <w:tab/>
-      <w:t>2026-04-07</w:t>
+      <w:t>2026-04-08</w:t>
       <w:br/>
       <w:br/>
     </w:r>

--- a/klagomål/A 39457-2023 FSC-klagomål.docx
+++ b/klagomål/A 39457-2023 FSC-klagomål.docx
@@ -774,7 +774,7 @@
     <w:r>
       <w:tab/>
       <w:tab/>
-      <w:t>2026-04-08</w:t>
+      <w:t>2026-04-09</w:t>
       <w:br/>
       <w:br/>
     </w:r>

--- a/klagomål/A 39457-2023 FSC-klagomål.docx
+++ b/klagomål/A 39457-2023 FSC-klagomål.docx
@@ -774,7 +774,7 @@
     <w:r>
       <w:tab/>
       <w:tab/>
-      <w:t>2026-04-09</w:t>
+      <w:t>2026-04-10</w:t>
       <w:br/>
       <w:br/>
     </w:r>

--- a/klagomål/A 39457-2023 FSC-klagomål.docx
+++ b/klagomål/A 39457-2023 FSC-klagomål.docx
@@ -774,7 +774,7 @@
     <w:r>
       <w:tab/>
       <w:tab/>
-      <w:t>2026-04-10</w:t>
+      <w:t>2026-04-11</w:t>
       <w:br/>
       <w:br/>
     </w:r>

--- a/klagomål/A 39457-2023 FSC-klagomål.docx
+++ b/klagomål/A 39457-2023 FSC-klagomål.docx
@@ -774,7 +774,7 @@
     <w:r>
       <w:tab/>
       <w:tab/>
-      <w:t>2026-05-16</w:t>
+      <w:t>2026-05-17</w:t>
       <w:br/>
       <w:br/>
     </w:r>

--- a/klagomål/A 39457-2023 FSC-klagomål.docx
+++ b/klagomål/A 39457-2023 FSC-klagomål.docx
@@ -774,7 +774,7 @@
     <w:r>
       <w:tab/>
       <w:tab/>
-      <w:t>2026-05-17</w:t>
+      <w:t>2026-05-18</w:t>
       <w:br/>
       <w:br/>
     </w:r>

--- a/klagomål/A 39457-2023 FSC-klagomål.docx
+++ b/klagomål/A 39457-2023 FSC-klagomål.docx
@@ -774,7 +774,7 @@
     <w:r>
       <w:tab/>
       <w:tab/>
-      <w:t>2026-05-18</w:t>
+      <w:t>2026-05-19</w:t>
       <w:br/>
       <w:br/>
     </w:r>

--- a/klagomål/A 39457-2023 FSC-klagomål.docx
+++ b/klagomål/A 39457-2023 FSC-klagomål.docx
@@ -774,7 +774,7 @@
     <w:r>
       <w:tab/>
       <w:tab/>
-      <w:t>2026-05-19</w:t>
+      <w:t>2026-05-20</w:t>
       <w:br/>
       <w:br/>
     </w:r>

--- a/klagomål/A 39457-2023 FSC-klagomål.docx
+++ b/klagomål/A 39457-2023 FSC-klagomål.docx
@@ -774,7 +774,7 @@
     <w:r>
       <w:tab/>
       <w:tab/>
-      <w:t>2026-05-20</w:t>
+      <w:t>2026-05-21</w:t>
       <w:br/>
       <w:br/>
     </w:r>

--- a/klagomål/A 39457-2023 FSC-klagomål.docx
+++ b/klagomål/A 39457-2023 FSC-klagomål.docx
@@ -774,7 +774,7 @@
     <w:r>
       <w:tab/>
       <w:tab/>
-      <w:t>2026-05-21</w:t>
+      <w:t>2026-05-22</w:t>
       <w:br/>
       <w:br/>
     </w:r>

--- a/klagomål/A 39457-2023 FSC-klagomål.docx
+++ b/klagomål/A 39457-2023 FSC-klagomål.docx
@@ -774,7 +774,7 @@
     <w:r>
       <w:tab/>
       <w:tab/>
-      <w:t>2026-05-22</w:t>
+      <w:t>2026-05-23</w:t>
       <w:br/>
       <w:br/>
     </w:r>

--- a/klagomål/A 39457-2023 FSC-klagomål.docx
+++ b/klagomål/A 39457-2023 FSC-klagomål.docx
@@ -774,7 +774,7 @@
     <w:r>
       <w:tab/>
       <w:tab/>
-      <w:t>2026-05-23</w:t>
+      <w:t>2026-05-24</w:t>
       <w:br/>
       <w:br/>
     </w:r>

--- a/klagomål/A 39457-2023 FSC-klagomål.docx
+++ b/klagomål/A 39457-2023 FSC-klagomål.docx
@@ -774,7 +774,7 @@
     <w:r>
       <w:tab/>
       <w:tab/>
-      <w:t>2026-05-24</w:t>
+      <w:t>2026-05-25</w:t>
       <w:br/>
       <w:br/>
     </w:r>

--- a/klagomål/A 39457-2023 FSC-klagomål.docx
+++ b/klagomål/A 39457-2023 FSC-klagomål.docx
@@ -774,7 +774,7 @@
     <w:r>
       <w:tab/>
       <w:tab/>
-      <w:t>2026-05-25</w:t>
+      <w:t>2026-05-26</w:t>
       <w:br/>
       <w:br/>
     </w:r>

--- a/klagomål/A 39457-2023 FSC-klagomål.docx
+++ b/klagomål/A 39457-2023 FSC-klagomål.docx
@@ -774,7 +774,7 @@
     <w:r>
       <w:tab/>
       <w:tab/>
-      <w:t>2026-05-26</w:t>
+      <w:t>2026-05-27</w:t>
       <w:br/>
       <w:br/>
     </w:r>

--- a/klagomål/A 39457-2023 FSC-klagomål.docx
+++ b/klagomål/A 39457-2023 FSC-klagomål.docx
@@ -774,7 +774,7 @@
     <w:r>
       <w:tab/>
       <w:tab/>
-      <w:t>2026-05-27</w:t>
+      <w:t>2026-05-28</w:t>
       <w:br/>
       <w:br/>
     </w:r>

--- a/klagomål/A 39457-2023 FSC-klagomål.docx
+++ b/klagomål/A 39457-2023 FSC-klagomål.docx
@@ -774,7 +774,7 @@
     <w:r>
       <w:tab/>
       <w:tab/>
-      <w:t>2026-05-28</w:t>
+      <w:t>2026-05-29</w:t>
       <w:br/>
       <w:br/>
     </w:r>

--- a/klagomål/A 39457-2023 FSC-klagomål.docx
+++ b/klagomål/A 39457-2023 FSC-klagomål.docx
@@ -774,7 +774,7 @@
     <w:r>
       <w:tab/>
       <w:tab/>
-      <w:t>2026-05-29</w:t>
+      <w:t>2026-05-30</w:t>
       <w:br/>
       <w:br/>
     </w:r>

--- a/klagomål/A 39457-2023 FSC-klagomål.docx
+++ b/klagomål/A 39457-2023 FSC-klagomål.docx
@@ -774,7 +774,7 @@
     <w:r>
       <w:tab/>
       <w:tab/>
-      <w:t>2026-05-30</w:t>
+      <w:t>2026-05-31</w:t>
       <w:br/>
       <w:br/>
     </w:r>

--- a/klagomål/A 39457-2023 FSC-klagomål.docx
+++ b/klagomål/A 39457-2023 FSC-klagomål.docx
@@ -774,7 +774,7 @@
     <w:r>
       <w:tab/>
       <w:tab/>
-      <w:t>2026-05-31</w:t>
+      <w:t>2026-06-01</w:t>
       <w:br/>
       <w:br/>
     </w:r>

--- a/klagomål/A 39457-2023 FSC-klagomål.docx
+++ b/klagomål/A 39457-2023 FSC-klagomål.docx
@@ -774,7 +774,7 @@
     <w:r>
       <w:tab/>
       <w:tab/>
-      <w:t>2026-06-01</w:t>
+      <w:t>2026-06-02</w:t>
       <w:br/>
       <w:br/>
     </w:r>

--- a/klagomål/A 39457-2023 FSC-klagomål.docx
+++ b/klagomål/A 39457-2023 FSC-klagomål.docx
@@ -774,7 +774,7 @@
     <w:r>
       <w:tab/>
       <w:tab/>
-      <w:t>2026-06-02</w:t>
+      <w:t>2026-06-03</w:t>
       <w:br/>
       <w:br/>
     </w:r>

--- a/klagomål/A 39457-2023 FSC-klagomål.docx
+++ b/klagomål/A 39457-2023 FSC-klagomål.docx
@@ -774,7 +774,7 @@
     <w:r>
       <w:tab/>
       <w:tab/>
-      <w:t>2026-06-03</w:t>
+      <w:t>2026-06-04</w:t>
       <w:br/>
       <w:br/>
     </w:r>

--- a/klagomål/A 39457-2023 FSC-klagomål.docx
+++ b/klagomål/A 39457-2023 FSC-klagomål.docx
@@ -774,7 +774,7 @@
     <w:r>
       <w:tab/>
       <w:tab/>
-      <w:t>2026-06-04</w:t>
+      <w:t>2026-06-05</w:t>
       <w:br/>
       <w:br/>
     </w:r>

--- a/klagomål/A 39457-2023 FSC-klagomål.docx
+++ b/klagomål/A 39457-2023 FSC-klagomål.docx
@@ -774,7 +774,7 @@
     <w:r>
       <w:tab/>
       <w:tab/>
-      <w:t>2026-06-05</w:t>
+      <w:t>2026-06-06</w:t>
       <w:br/>
       <w:br/>
     </w:r>

--- a/klagomål/A 39457-2023 FSC-klagomål.docx
+++ b/klagomål/A 39457-2023 FSC-klagomål.docx
@@ -774,7 +774,7 @@
     <w:r>
       <w:tab/>
       <w:tab/>
-      <w:t>2026-06-06</w:t>
+      <w:t>2026-06-07</w:t>
       <w:br/>
       <w:br/>
     </w:r>

--- a/klagomål/A 39457-2023 FSC-klagomål.docx
+++ b/klagomål/A 39457-2023 FSC-klagomål.docx
@@ -774,7 +774,7 @@
     <w:r>
       <w:tab/>
       <w:tab/>
-      <w:t>2026-06-07</w:t>
+      <w:t>2026-06-08</w:t>
       <w:br/>
       <w:br/>
     </w:r>
